--- a/Xceed.Words.NET.Examples/Samples/Table/Output/InsertRowAndImageTable.docx
+++ b/Xceed.Words.NET.Examples/Samples/Table/Output/InsertRowAndImageTable.docx
@@ -9,7 +9,7 @@
       </w:pPr>
       <w:r>
         <w:rPr>
-          <w:lang w:val="en-US"/>
+          <w:lang w:val="en-CA"/>
           <w:sz w:val="30"/>
           <w:szCs w:val="30"/>
         </w:rPr>
@@ -22,7 +22,7 @@
       </w:pPr>
       <w:r>
         <w:rPr>
-          <w:lang w:val="en-US"/>
+          <w:lang w:val="en-CA"/>
         </w:rPr>
         <w:t>Xceed Top Players Points:</w:t>
       </w:r>
@@ -234,7 +234,7 @@
                           <pic:cNvPicPr/>
                         </pic:nvPicPr>
                         <pic:blipFill>
-                          <a:blip xmlns:r="http://schemas.openxmlformats.org/officeDocument/2006/relationships" r:embed="R6406c70e3f824e7a"/>
+                          <a:blip xmlns:r="http://schemas.openxmlformats.org/officeDocument/2006/relationships" r:embed="Rf50e5573273043d3"/>
                           <a:stretch>
                             <a:fillRect/>
                           </a:stretch>
@@ -292,7 +292,7 @@
         <w:rFonts w:asciiTheme="minorHAnsi" w:eastAsiaTheme="minorHAnsi" w:hAnsiTheme="minorHAnsi" w:cstheme="minorBidi"/>
         <w:sz w:val="22"/>
         <w:szCs w:val="22"/>
-        <w:lang w:val="en-US" w:eastAsia="en-US" w:bidi="ar-SA"/>
+        <w:lang w:val="en-CA" w:eastAsia="en-US" w:bidi="ar-SA"/>
       </w:rPr>
     </w:rPrDefault>
     <w:pPrDefault/>
